--- a/downloads/documents/05 Materials/Unit 07/Slides/Slides 07.11 - Shark Tank Showdown.docx
+++ b/downloads/documents/05 Materials/Unit 07/Slides/Slides 07.11 - Shark Tank Showdown.docx
@@ -539,7 +539,7 @@
         <w:pStyle w:val="Compact"/>
       </w:pPr>
       <w:r>
-        <w:t xml:space="preserve">Four award votes, and one of them defended with evidence</w:t>
+        <w:t xml:space="preserve">Four award votes, and one of them backed up with proof</w:t>
       </w:r>
     </w:p>
     <w:p>
@@ -560,7 +560,7 @@
         <w:t xml:space="preserve"> </w:t>
       </w:r>
       <w:r>
-        <w:t xml:space="preserve">Notes: Say this before team 1 pitches. Twenty-seven students with nothing to do for 25 minutes is a behavior problem. Twenty-seven students holding a score sheet is a room full of judges.</w:t>
+        <w:t xml:space="preserve">Notes: Say this before team 1 pitches. Thirty students with nothing to do for 25 minutes is a behavior problem. Thirty students holding a score sheet is a room full of judges.</w:t>
       </w:r>
     </w:p>
     <w:p>
@@ -972,9 +972,9 @@
       <w:pPr>
         <w:pStyle w:val="Heading2"/>
       </w:pPr>
-      <w:bookmarkStart w:id="28" w:name="X9139f7e053766ffb77c068701a7ec4f75caa2be"/>
-      <w:r>
-        <w:t xml:space="preserve">Slide 8: Judges are conferring. You are voting.</w:t>
+      <w:bookmarkStart w:id="28" w:name="X53a4cc6905180c9e6551c49ed51a18dfeb66211"/>
+      <w:r>
+        <w:t xml:space="preserve">Slide 8: Judges are talking it over. You are voting.</w:t>
       </w:r>
       <w:bookmarkEnd w:id="28"/>
     </w:p>
@@ -1071,7 +1071,7 @@
         <w:pStyle w:val="Compact"/>
       </w:pPr>
       <w:r>
-        <w:t xml:space="preserve">One vote defended: "I voted ___ for ___ because they said ___"</w:t>
+        <w:t xml:space="preserve">One vote with proof: "I voted ___ for ___ because they said ___"</w:t>
       </w:r>
       <w:r>
         <w:t xml:space="preserve"> </w:t>
